--- a/QED Course/Lesson 37 Quantizing the Electromagnetic Field.docx
+++ b/QED Course/Lesson 37 Quantizing the Electromagnetic Field.docx
@@ -58,7 +58,7 @@
     </w:p>
     <w:p>
       <w:pPr>
-        <w:pStyle w:val="Heading1"/>
+        <w:pStyle w:val="Heading2"/>
       </w:pPr>
       <w:r>
         <w:t>How to use this lesson</w:t>
@@ -76,7 +76,7 @@
     </w:p>
     <w:p>
       <w:pPr>
-        <w:pStyle w:val="Heading2"/>
+        <w:pStyle w:val="Heading3"/>
       </w:pPr>
       <w:r>
         <w:t>Learning objectives</w:t>
@@ -148,7 +148,7 @@
     </w:p>
     <w:p>
       <w:pPr>
-        <w:pStyle w:val="Heading2"/>
+        <w:pStyle w:val="Heading3"/>
       </w:pPr>
       <w:r>
         <w:t>Notation and conventions</w:t>
@@ -512,7 +512,7 @@
     </w:tbl>
     <w:p>
       <w:pPr>
-        <w:pStyle w:val="Heading1"/>
+        <w:pStyle w:val="Heading2"/>
       </w:pPr>
       <w:r>
         <w:t>1 The obstruction: gauge freedom is a constraint</w:t>
@@ -520,7 +520,7 @@
     </w:p>
     <w:p>
       <w:pPr>
-        <w:pStyle w:val="Heading2"/>
+        <w:pStyle w:val="Heading3"/>
       </w:pPr>
       <w:r>
         <w:t>1.1 The vanishing momentum conjugate to A⁰</w:t>
@@ -584,7 +584,7 @@
     </w:p>
     <w:p>
       <w:pPr>
-        <w:pStyle w:val="Heading2"/>
+        <w:pStyle w:val="Heading3"/>
       </w:pPr>
       <w:r>
         <w:t>1.2 Why this blocks the naive recipe</w:t>
@@ -597,7 +597,7 @@
     </w:p>
     <w:p>
       <w:pPr>
-        <w:pStyle w:val="Heading2"/>
+        <w:pStyle w:val="Heading3"/>
       </w:pPr>
       <w:r>
         <w:t>1.3 Two ways forward</w:t>
@@ -610,7 +610,7 @@
     </w:p>
     <w:p>
       <w:pPr>
-        <w:pStyle w:val="Heading1"/>
+        <w:pStyle w:val="Heading2"/>
       </w:pPr>
       <w:r>
         <w:t>2 The Coulomb gauge</w:t>
@@ -618,7 +618,7 @@
     </w:p>
     <w:p>
       <w:pPr>
-        <w:pStyle w:val="Heading2"/>
+        <w:pStyle w:val="Heading3"/>
       </w:pPr>
       <w:r>
         <w:t>2.1 Fixing the gauge</w:t>
@@ -743,7 +743,7 @@
     </w:p>
     <w:p>
       <w:pPr>
-        <w:pStyle w:val="Heading2"/>
+        <w:pStyle w:val="Heading3"/>
       </w:pPr>
       <w:r>
         <w:t>2.2 The transverse projection</w:t>
@@ -882,10 +882,11 @@
       </m:oMathPara>
     </w:p>
     <w:p>
-      <w:pPr>
-        <w:pStyle w:val="Heading3"/>
-      </w:pPr>
       <w:r>
+        <w:rPr>
+          <w:b/>
+          <w:i/>
+        </w:rPr>
         <w:t>Worked example 1</w:t>
       </w:r>
     </w:p>
@@ -896,7 +897,7 @@
     </w:p>
     <w:p>
       <w:pPr>
-        <w:pStyle w:val="Heading1"/>
+        <w:pStyle w:val="Heading2"/>
       </w:pPr>
       <w:r>
         <w:t>3 The mode expansion</w:t>
@@ -904,7 +905,7 @@
     </w:p>
     <w:p>
       <w:pPr>
-        <w:pStyle w:val="Heading2"/>
+        <w:pStyle w:val="Heading3"/>
       </w:pPr>
       <w:r>
         <w:t>3.1 Transverse plane waves</w:t>
@@ -1167,7 +1168,7 @@
               <m:r>
                 <m:t xml:space="preserve"> </m:t>
               </m:r>
-              <m:sSub>
+              <m:sSubSup>
                 <m:e>
                   <m:r>
                     <m:t xml:space="preserve">a</m:t>
@@ -1184,10 +1185,12 @@
                     <m:t xml:space="preserve">λ</m:t>
                   </m:r>
                 </m:sub>
-              </m:sSub>
-              <m:r>
-                <m:t xml:space="preserve">†</m:t>
-              </m:r>
+                <m:sup>
+                  <m:r>
+                    <m:t xml:space="preserve">†</m:t>
+                  </m:r>
+                </m:sup>
+              </m:sSubSup>
               <m:r>
                 <m:t xml:space="preserve"> </m:t>
               </m:r>
@@ -1232,15 +1235,17 @@
           <m:r>
             <m:t xml:space="preserve">=</m:t>
           </m:r>
-          <m:r>
-            <m:t xml:space="preserve">|</m:t>
-          </m:r>
-          <m:r>
-            <m:t xml:space="preserve">k</m:t>
-          </m:r>
-          <m:r>
-            <m:t xml:space="preserve">|</m:t>
-          </m:r>
+          <m:d>
+            <m:dPr>
+              <m:begChr m:val="|"/>
+              <m:endChr m:val="|"/>
+            </m:dPr>
+            <m:e>
+              <m:r>
+                <m:t xml:space="preserve">k</m:t>
+              </m:r>
+            </m:e>
+          </m:d>
         </m:oMath>
       </m:oMathPara>
     </w:p>
@@ -1251,7 +1256,7 @@
     </w:p>
     <w:p>
       <w:pPr>
-        <w:pStyle w:val="Heading2"/>
+        <w:pStyle w:val="Heading3"/>
       </w:pPr>
       <w:r>
         <w:t>3.2 The transverse electric field</w:t>
@@ -1514,7 +1519,7 @@
               <m:r>
                 <m:t xml:space="preserve"> </m:t>
               </m:r>
-              <m:sSub>
+              <m:sSubSup>
                 <m:e>
                   <m:r>
                     <m:t xml:space="preserve">a</m:t>
@@ -1531,10 +1536,12 @@
                     <m:t xml:space="preserve">λ</m:t>
                   </m:r>
                 </m:sub>
-              </m:sSub>
-              <m:r>
-                <m:t xml:space="preserve">†</m:t>
-              </m:r>
+                <m:sup>
+                  <m:r>
+                    <m:t xml:space="preserve">†</m:t>
+                  </m:r>
+                </m:sup>
+              </m:sSubSup>
               <m:r>
                 <m:t xml:space="preserve"> </m:t>
               </m:r>
@@ -1570,10 +1577,11 @@
       </w:r>
     </w:p>
     <w:p>
-      <w:pPr>
-        <w:pStyle w:val="Heading3"/>
-      </w:pPr>
       <w:r>
+        <w:rPr>
+          <w:b/>
+          <w:i/>
+        </w:rPr>
         <w:t>Worked example 2</w:t>
       </w:r>
     </w:p>
@@ -1584,7 +1592,7 @@
     </w:p>
     <w:p>
       <w:pPr>
-        <w:pStyle w:val="Heading1"/>
+        <w:pStyle w:val="Heading2"/>
       </w:pPr>
       <w:r>
         <w:t>4 Commutation relations and the Hamiltonian</w:t>
@@ -1592,7 +1600,7 @@
     </w:p>
     <w:p>
       <w:pPr>
-        <w:pStyle w:val="Heading2"/>
+        <w:pStyle w:val="Heading3"/>
       </w:pPr>
       <w:r>
         <w:t>4.1 The ladder algebra</w:t>
@@ -1637,7 +1645,7 @@
               <m:r>
                 <m:t xml:space="preserve">,</m:t>
               </m:r>
-              <m:sSub>
+              <m:sSubSup>
                 <m:e>
                   <m:r>
                     <m:t xml:space="preserve">a</m:t>
@@ -1654,10 +1662,12 @@
                     <m:t xml:space="preserve">λ′</m:t>
                   </m:r>
                 </m:sub>
-              </m:sSub>
-              <m:r>
-                <m:t xml:space="preserve">†</m:t>
-              </m:r>
+                <m:sup>
+                  <m:r>
+                    <m:t xml:space="preserve">†</m:t>
+                  </m:r>
+                </m:sup>
+              </m:sSubSup>
             </m:e>
           </m:d>
           <m:r>
@@ -1783,7 +1793,7 @@
               <m:endChr m:val="]"/>
             </m:dPr>
             <m:e>
-              <m:sSub>
+              <m:sSubSup>
                 <m:e>
                   <m:r>
                     <m:t xml:space="preserve">a</m:t>
@@ -1800,14 +1810,16 @@
                     <m:t xml:space="preserve">λ</m:t>
                   </m:r>
                 </m:sub>
-              </m:sSub>
-              <m:r>
-                <m:t xml:space="preserve">†</m:t>
-              </m:r>
+                <m:sup>
+                  <m:r>
+                    <m:t xml:space="preserve">†</m:t>
+                  </m:r>
+                </m:sup>
+              </m:sSubSup>
               <m:r>
                 <m:t xml:space="preserve">,</m:t>
               </m:r>
-              <m:sSub>
+              <m:sSubSup>
                 <m:e>
                   <m:r>
                     <m:t xml:space="preserve">a</m:t>
@@ -1824,10 +1836,12 @@
                     <m:t xml:space="preserve">λ′</m:t>
                   </m:r>
                 </m:sub>
-              </m:sSub>
-              <m:r>
-                <m:t xml:space="preserve">†</m:t>
-              </m:r>
+                <m:sup>
+                  <m:r>
+                    <m:t xml:space="preserve">†</m:t>
+                  </m:r>
+                </m:sup>
+              </m:sSubSup>
             </m:e>
           </m:d>
           <m:r>
@@ -2139,7 +2153,7 @@
     </w:p>
     <w:p>
       <w:pPr>
-        <w:pStyle w:val="Heading2"/>
+        <w:pStyle w:val="Heading3"/>
       </w:pPr>
       <w:r>
         <w:t>4.2 The transverse delta function</w:t>
@@ -2291,10 +2305,11 @@
       </w:r>
     </w:p>
     <w:p>
-      <w:pPr>
-        <w:pStyle w:val="Heading3"/>
-      </w:pPr>
       <w:r>
+        <w:rPr>
+          <w:b/>
+          <w:i/>
+        </w:rPr>
         <w:t>Worked example 3</w:t>
       </w:r>
     </w:p>
@@ -2305,7 +2320,7 @@
     </w:p>
     <w:p>
       <w:pPr>
-        <w:pStyle w:val="Heading2"/>
+        <w:pStyle w:val="Heading3"/>
       </w:pPr>
       <w:r>
         <w:t>4.3 The Hamiltonian</w:t>
@@ -2418,7 +2433,7 @@
           <m:r>
             <m:t xml:space="preserve"> </m:t>
           </m:r>
-          <m:sSub>
+          <m:sSubSup>
             <m:e>
               <m:r>
                 <m:t xml:space="preserve">a</m:t>
@@ -2435,10 +2450,12 @@
                 <m:t xml:space="preserve">λ</m:t>
               </m:r>
             </m:sub>
-          </m:sSub>
-          <m:r>
-            <m:t xml:space="preserve">†</m:t>
-          </m:r>
+            <m:sup>
+              <m:r>
+                <m:t xml:space="preserve">†</m:t>
+              </m:r>
+            </m:sup>
+          </m:sSubSup>
           <m:r>
             <m:t xml:space="preserve"> </m:t>
           </m:r>
@@ -2469,10 +2486,11 @@
       </w:r>
     </w:p>
     <w:p>
-      <w:pPr>
-        <w:pStyle w:val="Heading3"/>
-      </w:pPr>
       <w:r>
+        <w:rPr>
+          <w:b/>
+          <w:i/>
+        </w:rPr>
         <w:t>Worked example 4</w:t>
       </w:r>
     </w:p>
@@ -2483,7 +2501,7 @@
     </w:p>
     <w:p>
       <w:pPr>
-        <w:pStyle w:val="Heading1"/>
+        <w:pStyle w:val="Heading2"/>
       </w:pPr>
       <w:r>
         <w:t>5 The photon states</w:t>
@@ -2491,7 +2509,7 @@
     </w:p>
     <w:p>
       <w:pPr>
-        <w:pStyle w:val="Heading2"/>
+        <w:pStyle w:val="Heading3"/>
       </w:pPr>
       <w:r>
         <w:t>5.1 Vacuum and one-photon states</w:t>
@@ -2609,7 +2627,7 @@
     </w:p>
     <w:p>
       <w:pPr>
-        <w:pStyle w:val="Heading2"/>
+        <w:pStyle w:val="Heading3"/>
       </w:pPr>
       <w:r>
         <w:t>5.2 The photon is its own antiparticle</w:t>
@@ -2621,10 +2639,11 @@
       </w:r>
     </w:p>
     <w:p>
-      <w:pPr>
-        <w:pStyle w:val="Heading3"/>
-      </w:pPr>
       <w:r>
+        <w:rPr>
+          <w:b/>
+          <w:i/>
+        </w:rPr>
         <w:t>Worked example 5</w:t>
       </w:r>
     </w:p>
@@ -2635,7 +2654,7 @@
     </w:p>
     <w:p>
       <w:pPr>
-        <w:pStyle w:val="Heading1"/>
+        <w:pStyle w:val="Heading2"/>
       </w:pPr>
       <w:r>
         <w:t>6 Gauge invariance and the polarization sum</w:t>
@@ -2643,7 +2662,7 @@
     </w:p>
     <w:p>
       <w:pPr>
-        <w:pStyle w:val="Heading2"/>
+        <w:pStyle w:val="Heading3"/>
       </w:pPr>
       <w:r>
         <w:t>6.1 What the choice of gauge does not affect</w:t>
@@ -2656,7 +2675,7 @@
     </w:p>
     <w:p>
       <w:pPr>
-        <w:pStyle w:val="Heading2"/>
+        <w:pStyle w:val="Heading3"/>
       </w:pPr>
       <w:r>
         <w:t>6.2 The polarization sum used in cross sections</w:t>
@@ -2816,10 +2835,11 @@
       </w:r>
     </w:p>
     <w:p>
-      <w:pPr>
-        <w:pStyle w:val="Heading3"/>
-      </w:pPr>
       <w:r>
+        <w:rPr>
+          <w:b/>
+          <w:i/>
+        </w:rPr>
         <w:t>Worked example 6</w:t>
       </w:r>
     </w:p>
@@ -2830,7 +2850,7 @@
     </w:p>
     <w:p>
       <w:pPr>
-        <w:pStyle w:val="Heading1"/>
+        <w:pStyle w:val="Heading2"/>
       </w:pPr>
       <w:r>
         <w:t>7 Connections to QED</w:t>
@@ -3199,7 +3219,7 @@
     </w:p>
     <w:p>
       <w:pPr>
-        <w:pStyle w:val="Heading1"/>
+        <w:pStyle w:val="Heading2"/>
       </w:pPr>
       <w:r>
         <w:t>8 Summary</w:t>
@@ -3303,7 +3323,7 @@
     </w:p>
     <w:p>
       <w:pPr>
-        <w:pStyle w:val="Heading1"/>
+        <w:pStyle w:val="Heading2"/>
       </w:pPr>
       <w:r>
         <w:t>Exercises</w:t>
@@ -3963,7 +3983,7 @@
     </w:tbl>
     <w:p>
       <w:pPr>
-        <w:pStyle w:val="Heading1"/>
+        <w:pStyle w:val="Heading2"/>
       </w:pPr>
       <w:r>
         <w:t>Solutions</w:t>
@@ -4064,7 +4084,7 @@
         <w:t xml:space="preserve"> </w:t>
       </w:r>
       <w:r>
-        <w:t>Symmetry: δ^(ij)−k̂^ik̂^j is manifestly symmetric under i↔j, since both δ^(ij) and k̂^ik̂^j are. Trace: Σ_iδ^(ii) − Σ_ik̂^ik̂^i = 3 − 1 = 2, using Σ_ik̂^ik̂^i = \|k̂\|² = 1. The trace 2 counts the number of transverse directions, the two physical polarizations.</w:t>
+        <w:t>Symmetry: δ^(ij)−k̂^ik̂^j is manifestly symmetric under i↔j, since both δ^(ij) and k̂^ik̂^j are. Trace: Σ_iδ^(ii) − Σ_ik̂^ik̂^i = 3 − 1 = 2, using Σ_ik̂^ik̂^i = |k̂|² = 1. The trace 2 counts the number of transverse directions, the two physical polarizations.</w:t>
       </w:r>
     </w:p>
     <w:p>
@@ -4120,7 +4140,7 @@
         <w:t xml:space="preserve"> </w:t>
       </w:r>
       <w:r>
-        <w:t>⟨k,λ\|H\|k,λ⟩ = 2ω_k⟨0\|a_(k,λ)Ha_(k,λ)†\|0⟩/1 (using the normalization \|k,λ⟩=√(2ω_k)a_(k,λ)†\|0⟩, so ⟨k,λ\|H\|k,λ⟩ = 2ω_k⟨0\|a_(k,λ)Ha_(k,λ)†\|0⟩). Using [H,a_(k,λ)†]=ω_ka_(k,λ)† (the same commutator structure as Lesson 33's single oscillator, extended mode by mode) and H\|0⟩=0, a_(k,λ)Ha_(k,λ)†\|0⟩ = a_(k,λ)[a_(k,λ)†H+ω_ka_(k,λ)†]\|0⟩ = ω_ka_(k,λ)a_(k,λ)†\|0⟩ = ω_k(2π)³δ³(0)\|0⟩ formally, and normalizing correctly (dividing out the same δ³(0) convention used throughout for continuum normalization, as in Lesson 32's one-particle state checks) gives the finite, physical result ⟨k,λ\|H\|k,λ⟩/⟨k,λ\|k,λ⟩ = ω_k, the single-photon energy.</w:t>
+        <w:t>⟨k,λ|H|k,λ⟩ = 2ω_k⟨0|a_(k,λ)Ha_(k,λ)†|0⟩/1 (using the normalization |k,λ⟩=√(2ω_k)a_(k,λ)†|0⟩, so ⟨k,λ|H|k,λ⟩ = 2ω_k⟨0|a_(k,λ)Ha_(k,λ)†|0⟩). Using [H,a_(k,λ)†]=ω_ka_(k,λ)† (the same commutator structure as Lesson 33's single oscillator, extended mode by mode) and H|0⟩=0, a_(k,λ)Ha_(k,λ)†|0⟩ = a_(k,λ)[a_(k,λ)†H+ω_ka_(k,λ)†]|0⟩ = ω_ka_(k,λ)a_(k,λ)†|0⟩ = ω_k(2π)³δ³(0)|0⟩ formally, and normalizing correctly (dividing out the same δ³(0) convention used throughout for continuum normalization, as in Lesson 32's one-particle state checks) gives the finite, physical result ⟨k,λ|H|k,λ⟩/⟨k,λ|k,λ⟩ = ω_k, the single-photon energy.</w:t>
       </w:r>
     </w:p>
     <w:p>
@@ -4148,7 +4168,7 @@
         <w:t xml:space="preserve"> </w:t>
       </w:r>
       <w:r>
-        <w:t>⟨0\|A^i(x)\|k,λ⟩ = √(2ω_k)⟨0\|A^i(x)a_(k,λ)†\|0⟩. Only the a_(k′,λ′) term of the mode expansion of A^i contributes, since the a† term would need ⟨0\|a_(k′,λ′)†a_(k,λ)†\|0⟩=0. So ⟨0\|A^i(x)\|k,λ⟩ = √(2ω_k)∫d³k′/(2π)³(2ω_k′)^(−1/2)ε_λ′^i(k′)e^(−ik′x)⟨0\|a_(k′,λ′)a_(k,λ)†\|0⟩. Using ⟨0\|a_(k′,λ′)a_(k,λ)†\|0⟩=(2π)³δ³(k−k′)δ_λλ′, the k′ integral collapses to k′=k, λ′=λ, giving √(2ω_k)(2ω_k)^(−1/2)ε_λ^i(k)e^(−ikx) = ε_λ^i(k)e^(−ikx).</w:t>
+        <w:t>⟨0|A^i(x)|k,λ⟩ = √(2ω_k)⟨0|A^i(x)a_(k,λ)†|0⟩. Only the a_(k′,λ′) term of the mode expansion of A^i contributes, since the a† term would need ⟨0|a_(k′,λ′)†a_(k,λ)†|0⟩=0. So ⟨0|A^i(x)|k,λ⟩ = √(2ω_k)∫d³k′/(2π)³(2ω_k′)^(−1/2)ε_λ′^i(k′)e^(−ik′x)⟨0|a_(k′,λ′)a_(k,λ)†|0⟩. Using ⟨0|a_(k′,λ′)a_(k,λ)†|0⟩=(2π)³δ³(k−k′)δ_λλ′, the k′ integral collapses to k′=k, λ′=λ, giving √(2ω_k)(2ω_k)^(−1/2)ε_λ^i(k)e^(−ikx) = ε_λ^i(k)e^(−ikx).</w:t>
       </w:r>
     </w:p>
     <w:p>
@@ -4162,7 +4182,7 @@
         <w:t xml:space="preserve"> </w:t>
       </w:r>
       <w:r>
-        <w:t>A Hermitian field satisfies φ=φ†, but the U(1) transformation associated with a conserved charge acts as φ→e^(iqα)φ for a field of charge q (Lesson 30); demanding φ transform into itself under this (since Hermiticity must be preserved, (e^(iqα)φ)† = e^(−iqα)φ† = e^(−iqα)φ should also equal φ, or more directly, a Hermitian field's own charge current j^μ built from φ alone is forced to vanish unless q=0, by the same real-field argument used in Lesson 17, Exercise 15, and Lesson 22, Exercise 10, for the Klein Gordon field) forces q=0. The photon field A^μ is Hermitian and therefore carries no electric charge, consistent with observation.</w:t>
+        <w:t>A Hermitian field satisfies φ=φ†, but the U(1) transformation associated with a conserved charge acts as φ→e^(iqα)φ for a field of charge q (Lesson 30); demanding φ transform into itself under this (since Hermiticity must be preserved, (e^(iqα)φ)† = e^(−iqα)φ† = e^(−iqα)φ should also equal φ, or more directly, a Hermitian field's own charge current j^μ built from φ alone is forced to vanish unless q=0, by the same real-field argument used in Lesson 17, Exercise 15, and Lesson 22, Exercise 10, for the Klein–Gordon field) forces q=0. The photon field A^μ is Hermitian and therefore carries no electric charge, consistent with observation.</w:t>
       </w:r>
     </w:p>
     <w:p>
@@ -4176,25 +4196,7 @@
         <w:t xml:space="preserve"> </w:t>
       </w:r>
       <w:r>
-        <w:t>In words: Section 4.2's identity generalizes to four dimensions as Σ_λε_λ^με_λ^ν = −g^μν + (terms built from k^μ, k^ν, and the fixed time direction singled out by the Coulomb gauge). When this full expression is contracted with M_μ and M_ν</w:t>
-      </w:r>
-      <w:r>
-        <w:rPr>
-          <w:i/>
-        </w:rPr>
-        <w:t xml:space="preserve"> from a matrix element satisfying k_μM^μ=0 (and its conjugate k_νM^ν</w:t>
-      </w:r>
-      <w:r>
-        <w:t>=0), every term carrying a factor of k^μ or k^ν vanishes on contraction, leaving only the −g^μν piece to contribute to \|Σ_λε_λ^μM_μ\|² = Σ_λ\|ε_λ·M\|², which therefore equals −g^μνM_μM_ν</w:t>
-      </w:r>
-      <w:r>
-        <w:rPr>
-          <w:i/>
-        </w:rPr>
-        <w:t xml:space="preserve"> = M_μM^μ</w:t>
-      </w:r>
-      <w:r>
-        <w:t>, justifying the replacement of Section 6.2 for any amplitude built from a conserved current.</w:t>
+        <w:t>In words: Section 4.2's identity generalizes to four dimensions as Σ_λε_λ^με_λ^ν = −g^μν + (terms built from k^μ, k^ν, and the fixed time direction singled out by the Coulomb gauge). When this full expression is contracted with M_μ and M_ν* from a matrix element satisfying k_μM^μ=0 (and its conjugate k_νM^ν*=0), every term carrying a factor of k^μ or k^ν vanishes on contraction, leaving only the −g^μν piece to contribute to |Σ_λε_λ^μM_μ|² = Σ_λ|ε_λ·M|², which therefore equals −g^μνM_μM_ν* = M_μM^μ*, justifying the replacement of Section 6.2 for any amplitude built from a conserved current.</w:t>
       </w:r>
     </w:p>
     <w:p>
@@ -4213,7 +4215,7 @@
     </w:p>
     <w:p>
       <w:pPr>
-        <w:pStyle w:val="Heading1"/>
+        <w:pStyle w:val="Heading2"/>
       </w:pPr>
       <w:r>
         <w:t>Mastery checklist</w:t>
@@ -4272,7 +4274,7 @@
         <w:pStyle w:val="ListBullet"/>
       </w:pPr>
       <w:r>
-        <w:t>I can explain why the photon is its own antiparticle, using the same reasoning applied earlier to the real Klein Gordon field.</w:t>
+        <w:t>I can explain why the photon is its own antiparticle, using the same reasoning applied earlier to the real Klein–Gordon field.</w:t>
       </w:r>
     </w:p>
     <w:p>
@@ -4285,7 +4287,7 @@
     </w:p>
     <w:p>
       <w:pPr>
-        <w:pStyle w:val="Heading1"/>
+        <w:pStyle w:val="Heading2"/>
       </w:pPr>
       <w:r>
         <w:t>Next lesson</w:t>
